--- a/Резюме.docx
+++ b/Резюме.docx
@@ -767,18 +767,7 @@
           <w:szCs w:val="28"/>
           <w:lang w:val="en-US"/>
         </w:rPr>
-        <w:t>Samsung AI Center Moscow</w:t>
-      </w:r>
-      <w:r>
-        <w:rPr>
-          <w:rFonts w:ascii="Times New Roman" w:hAnsi="Times New Roman" w:cs="Times New Roman"/>
-          <w:b/>
-          <w:bCs/>
-          <w:sz w:val="28"/>
-          <w:szCs w:val="28"/>
-          <w:lang w:val="en-US"/>
-        </w:rPr>
-        <w:t xml:space="preserve"> – </w:t>
+        <w:t xml:space="preserve">Samsung AI Center Moscow – </w:t>
       </w:r>
       <w:r>
         <w:rPr>
@@ -798,7 +787,18 @@
           <w:szCs w:val="28"/>
           <w:lang w:val="en-US"/>
         </w:rPr>
-        <w:t>December 2024 – August 2026</w:t>
+        <w:t xml:space="preserve">December 2024 – </w:t>
+      </w:r>
+      <w:r>
+        <w:rPr>
+          <w:rFonts w:ascii="Times New Roman" w:hAnsi="Times New Roman" w:cs="Times New Roman"/>
+          <w:b/>
+          <w:bCs/>
+          <w:sz w:val="28"/>
+          <w:szCs w:val="28"/>
+          <w:lang w:val="en-US"/>
+        </w:rPr>
+        <w:t>Present</w:t>
       </w:r>
     </w:p>
     <w:p>
@@ -817,27 +817,279 @@
           <w:szCs w:val="28"/>
           <w:lang w:val="en-US"/>
         </w:rPr>
-        <w:t xml:space="preserve">During the work in </w:t>
-      </w:r>
-      <w:proofErr w:type="gramStart"/>
-      <w:r>
-        <w:rPr>
-          <w:rFonts w:ascii="Times New Roman" w:hAnsi="Times New Roman" w:cs="Times New Roman"/>
-          <w:sz w:val="28"/>
-          <w:szCs w:val="28"/>
-          <w:lang w:val="en-US"/>
-        </w:rPr>
-        <w:t>Samsung</w:t>
-      </w:r>
-      <w:proofErr w:type="gramEnd"/>
-      <w:r>
-        <w:rPr>
-          <w:rFonts w:ascii="Times New Roman" w:hAnsi="Times New Roman" w:cs="Times New Roman"/>
-          <w:sz w:val="28"/>
-          <w:szCs w:val="28"/>
-          <w:lang w:val="en-US"/>
-        </w:rPr>
-        <w:t xml:space="preserve"> I've taken part of</w:t>
+        <w:t>During the work in Samsung I've</w:t>
+      </w:r>
+    </w:p>
+    <w:p>
+      <w:pPr>
+        <w:pStyle w:val="ListParagraph"/>
+        <w:numPr>
+          <w:ilvl w:val="0"/>
+          <w:numId w:val="8"/>
+        </w:numPr>
+        <w:rPr>
+          <w:rFonts w:ascii="Times New Roman" w:hAnsi="Times New Roman" w:cs="Times New Roman"/>
+          <w:sz w:val="28"/>
+          <w:szCs w:val="28"/>
+          <w:lang w:val="en-US"/>
+        </w:rPr>
+      </w:pPr>
+      <w:r>
+        <w:rPr>
+          <w:rFonts w:ascii="Times New Roman" w:hAnsi="Times New Roman" w:cs="Times New Roman"/>
+          <w:sz w:val="28"/>
+          <w:szCs w:val="28"/>
+          <w:lang w:val="en-US"/>
+        </w:rPr>
+        <w:t xml:space="preserve">developed a </w:t>
+      </w:r>
+      <w:r>
+        <w:rPr>
+          <w:rFonts w:ascii="Times New Roman" w:hAnsi="Times New Roman" w:cs="Times New Roman"/>
+          <w:b/>
+          <w:bCs/>
+          <w:sz w:val="28"/>
+          <w:szCs w:val="28"/>
+          <w:lang w:val="en-US"/>
+        </w:rPr>
+        <w:t>Monocular Depth Estimation</w:t>
+      </w:r>
+      <w:r>
+        <w:rPr>
+          <w:rFonts w:ascii="Times New Roman" w:hAnsi="Times New Roman" w:cs="Times New Roman"/>
+          <w:sz w:val="28"/>
+          <w:szCs w:val="28"/>
+          <w:lang w:val="en-US"/>
+        </w:rPr>
+        <w:t xml:space="preserve"> model, achieving δ1 &gt; 0.95 and </w:t>
+      </w:r>
+      <w:proofErr w:type="spellStart"/>
+      <w:r>
+        <w:rPr>
+          <w:rFonts w:ascii="Times New Roman" w:hAnsi="Times New Roman" w:cs="Times New Roman"/>
+          <w:sz w:val="28"/>
+          <w:szCs w:val="28"/>
+          <w:lang w:val="en-US"/>
+        </w:rPr>
+        <w:t>AbsRel</w:t>
+      </w:r>
+      <w:proofErr w:type="spellEnd"/>
+      <w:r>
+        <w:rPr>
+          <w:rFonts w:ascii="Times New Roman" w:hAnsi="Times New Roman" w:cs="Times New Roman"/>
+          <w:sz w:val="28"/>
+          <w:szCs w:val="28"/>
+          <w:lang w:val="en-US"/>
+        </w:rPr>
+        <w:t xml:space="preserve"> &lt; 0.05 on average in zero-shot evaluation across 6 real and 2 synthetic validation datasets, using </w:t>
+      </w:r>
+      <w:proofErr w:type="spellStart"/>
+      <w:r>
+        <w:rPr>
+          <w:rFonts w:ascii="Times New Roman" w:hAnsi="Times New Roman" w:cs="Times New Roman"/>
+          <w:sz w:val="28"/>
+          <w:szCs w:val="28"/>
+          <w:lang w:val="en-US"/>
+        </w:rPr>
+        <w:t>ViT</w:t>
+      </w:r>
+      <w:proofErr w:type="spellEnd"/>
+      <w:r>
+        <w:rPr>
+          <w:rFonts w:ascii="Times New Roman" w:hAnsi="Times New Roman" w:cs="Times New Roman"/>
+          <w:sz w:val="28"/>
+          <w:szCs w:val="28"/>
+          <w:lang w:val="en-US"/>
+        </w:rPr>
+        <w:t>-L architecture and trained from scratch on 7 synthetic datasets (~1M train samples);</w:t>
+      </w:r>
+    </w:p>
+    <w:p>
+      <w:pPr>
+        <w:pStyle w:val="ListParagraph"/>
+        <w:numPr>
+          <w:ilvl w:val="0"/>
+          <w:numId w:val="8"/>
+        </w:numPr>
+        <w:rPr>
+          <w:rFonts w:ascii="Times New Roman" w:hAnsi="Times New Roman" w:cs="Times New Roman"/>
+          <w:sz w:val="28"/>
+          <w:szCs w:val="28"/>
+          <w:lang w:val="en-US"/>
+        </w:rPr>
+      </w:pPr>
+      <w:r>
+        <w:rPr>
+          <w:rFonts w:ascii="Times New Roman" w:hAnsi="Times New Roman" w:cs="Times New Roman"/>
+          <w:sz w:val="28"/>
+          <w:szCs w:val="28"/>
+          <w:lang w:val="en-US"/>
+        </w:rPr>
+        <w:t xml:space="preserve">researched </w:t>
+      </w:r>
+      <w:r>
+        <w:rPr>
+          <w:rFonts w:ascii="Times New Roman" w:hAnsi="Times New Roman" w:cs="Times New Roman"/>
+          <w:b/>
+          <w:bCs/>
+          <w:sz w:val="28"/>
+          <w:szCs w:val="28"/>
+          <w:lang w:val="en-US"/>
+        </w:rPr>
+        <w:t>multi-task learning</w:t>
+      </w:r>
+      <w:r>
+        <w:rPr>
+          <w:rFonts w:ascii="Times New Roman" w:hAnsi="Times New Roman" w:cs="Times New Roman"/>
+          <w:sz w:val="28"/>
+          <w:szCs w:val="28"/>
+          <w:lang w:val="en-US"/>
+        </w:rPr>
+        <w:t xml:space="preserve"> for joint monocular depth estimation and </w:t>
+      </w:r>
+      <w:r>
+        <w:rPr>
+          <w:rFonts w:ascii="Times New Roman" w:hAnsi="Times New Roman" w:cs="Times New Roman"/>
+          <w:b/>
+          <w:bCs/>
+          <w:sz w:val="28"/>
+          <w:szCs w:val="28"/>
+          <w:lang w:val="en-US"/>
+        </w:rPr>
+        <w:t>panoptic segmentation</w:t>
+      </w:r>
+      <w:r>
+        <w:rPr>
+          <w:rFonts w:ascii="Times New Roman" w:hAnsi="Times New Roman" w:cs="Times New Roman"/>
+          <w:sz w:val="28"/>
+          <w:szCs w:val="28"/>
+          <w:lang w:val="en-US"/>
+        </w:rPr>
+        <w:t>;</w:t>
+      </w:r>
+    </w:p>
+    <w:p>
+      <w:pPr>
+        <w:pStyle w:val="ListParagraph"/>
+        <w:numPr>
+          <w:ilvl w:val="0"/>
+          <w:numId w:val="8"/>
+        </w:numPr>
+        <w:rPr>
+          <w:rFonts w:ascii="Times New Roman" w:hAnsi="Times New Roman" w:cs="Times New Roman"/>
+          <w:sz w:val="28"/>
+          <w:szCs w:val="28"/>
+          <w:lang w:val="en-US"/>
+        </w:rPr>
+      </w:pPr>
+      <w:r>
+        <w:rPr>
+          <w:rFonts w:ascii="Times New Roman" w:hAnsi="Times New Roman" w:cs="Times New Roman"/>
+          <w:sz w:val="28"/>
+          <w:szCs w:val="28"/>
+          <w:lang w:val="en-US"/>
+        </w:rPr>
+        <w:t xml:space="preserve">worked on </w:t>
+      </w:r>
+      <w:r>
+        <w:rPr>
+          <w:rFonts w:ascii="Times New Roman" w:hAnsi="Times New Roman" w:cs="Times New Roman"/>
+          <w:b/>
+          <w:bCs/>
+          <w:sz w:val="28"/>
+          <w:szCs w:val="28"/>
+          <w:lang w:val="en-US"/>
+        </w:rPr>
+        <w:t>monocular novel-view synthesis</w:t>
+      </w:r>
+      <w:r>
+        <w:rPr>
+          <w:rFonts w:ascii="Times New Roman" w:hAnsi="Times New Roman" w:cs="Times New Roman"/>
+          <w:sz w:val="28"/>
+          <w:szCs w:val="28"/>
+          <w:lang w:val="en-US"/>
+        </w:rPr>
+        <w:t xml:space="preserve"> and </w:t>
+      </w:r>
+      <w:r>
+        <w:rPr>
+          <w:rFonts w:ascii="Times New Roman" w:hAnsi="Times New Roman" w:cs="Times New Roman"/>
+          <w:b/>
+          <w:bCs/>
+          <w:sz w:val="28"/>
+          <w:szCs w:val="28"/>
+          <w:lang w:val="en-US"/>
+        </w:rPr>
+        <w:t>3D object detection</w:t>
+      </w:r>
+      <w:r>
+        <w:rPr>
+          <w:rFonts w:ascii="Times New Roman" w:hAnsi="Times New Roman" w:cs="Times New Roman"/>
+          <w:sz w:val="28"/>
+          <w:szCs w:val="28"/>
+          <w:lang w:val="en-US"/>
+        </w:rPr>
+        <w:t xml:space="preserve"> models;</w:t>
+      </w:r>
+    </w:p>
+    <w:p>
+      <w:pPr>
+        <w:pStyle w:val="ListParagraph"/>
+        <w:numPr>
+          <w:ilvl w:val="0"/>
+          <w:numId w:val="8"/>
+        </w:numPr>
+        <w:rPr>
+          <w:rFonts w:ascii="Times New Roman" w:hAnsi="Times New Roman" w:cs="Times New Roman"/>
+          <w:sz w:val="28"/>
+          <w:szCs w:val="28"/>
+          <w:lang w:val="en-US"/>
+        </w:rPr>
+      </w:pPr>
+      <w:r>
+        <w:rPr>
+          <w:rFonts w:ascii="Times New Roman" w:hAnsi="Times New Roman" w:cs="Times New Roman"/>
+          <w:sz w:val="28"/>
+          <w:szCs w:val="28"/>
+          <w:lang w:val="en-US"/>
+        </w:rPr>
+        <w:t xml:space="preserve">developed a </w:t>
+      </w:r>
+      <w:r>
+        <w:rPr>
+          <w:rFonts w:ascii="Times New Roman" w:hAnsi="Times New Roman" w:cs="Times New Roman"/>
+          <w:b/>
+          <w:bCs/>
+          <w:sz w:val="28"/>
+          <w:szCs w:val="28"/>
+          <w:lang w:val="en-US"/>
+        </w:rPr>
+        <w:t>unified segmentation model</w:t>
+      </w:r>
+      <w:r>
+        <w:rPr>
+          <w:rFonts w:ascii="Times New Roman" w:hAnsi="Times New Roman" w:cs="Times New Roman"/>
+          <w:sz w:val="28"/>
+          <w:szCs w:val="28"/>
+          <w:lang w:val="en-US"/>
+        </w:rPr>
+        <w:t xml:space="preserve"> for semantic, instance, and panoptic segmentation using a shared architecture, weights and training dataset.</w:t>
+      </w:r>
+    </w:p>
+    <w:p>
+      <w:pPr>
+        <w:pStyle w:val="Heading1"/>
+        <w:rPr>
+          <w:rFonts w:ascii="Times New Roman" w:hAnsi="Times New Roman" w:cs="Times New Roman"/>
+          <w:lang w:val="en-US"/>
+        </w:rPr>
+      </w:pPr>
+      <w:r>
+        <w:rPr>
+          <w:rFonts w:ascii="Times New Roman" w:hAnsi="Times New Roman" w:cs="Times New Roman"/>
+          <w:lang w:val="en-US"/>
+        </w:rPr>
+        <w:t>Research &amp; Projects</w:t>
       </w:r>
     </w:p>
     <w:p>
@@ -861,285 +1113,7 @@
           <w:szCs w:val="28"/>
           <w:lang w:val="en-US"/>
         </w:rPr>
-        <w:t xml:space="preserve">development of a </w:t>
-      </w:r>
-      <w:r>
-        <w:rPr>
-          <w:rFonts w:ascii="Times New Roman" w:hAnsi="Times New Roman" w:cs="Times New Roman"/>
-          <w:b/>
-          <w:bCs/>
-          <w:sz w:val="28"/>
-          <w:szCs w:val="28"/>
-          <w:lang w:val="en-US"/>
-        </w:rPr>
-        <w:t>Monocular Depth Estimation model</w:t>
-      </w:r>
-      <w:r>
-        <w:rPr>
-          <w:rFonts w:ascii="Times New Roman" w:hAnsi="Times New Roman" w:cs="Times New Roman"/>
-          <w:sz w:val="28"/>
-          <w:szCs w:val="28"/>
-          <w:lang w:val="en-US"/>
-        </w:rPr>
-        <w:t xml:space="preserve"> that achieved δ_1 &gt; 0.95 and </w:t>
-      </w:r>
-      <w:proofErr w:type="spellStart"/>
-      <w:r>
-        <w:rPr>
-          <w:rFonts w:ascii="Times New Roman" w:hAnsi="Times New Roman" w:cs="Times New Roman"/>
-          <w:sz w:val="28"/>
-          <w:szCs w:val="28"/>
-          <w:lang w:val="en-US"/>
-        </w:rPr>
-        <w:t>absrel</w:t>
-      </w:r>
-      <w:proofErr w:type="spellEnd"/>
-      <w:r>
-        <w:rPr>
-          <w:rFonts w:ascii="Times New Roman" w:hAnsi="Times New Roman" w:cs="Times New Roman"/>
-          <w:sz w:val="28"/>
-          <w:szCs w:val="28"/>
-          <w:lang w:val="en-US"/>
-        </w:rPr>
-        <w:t xml:space="preserve"> &lt; 0.05 in zero-shot mode on our validation set using </w:t>
-      </w:r>
-      <w:proofErr w:type="spellStart"/>
-      <w:r>
-        <w:rPr>
-          <w:rFonts w:ascii="Times New Roman" w:hAnsi="Times New Roman" w:cs="Times New Roman"/>
-          <w:sz w:val="28"/>
-          <w:szCs w:val="28"/>
-          <w:lang w:val="en-US"/>
-        </w:rPr>
-        <w:t>ViT</w:t>
-      </w:r>
-      <w:proofErr w:type="spellEnd"/>
-      <w:r>
-        <w:rPr>
-          <w:rFonts w:ascii="Times New Roman" w:hAnsi="Times New Roman" w:cs="Times New Roman"/>
-          <w:sz w:val="28"/>
-          <w:szCs w:val="28"/>
-          <w:lang w:val="en-US"/>
-        </w:rPr>
-        <w:t>-L architecture and trained from scratch on 7 synthetic datasets (~1M train samples).</w:t>
-      </w:r>
-    </w:p>
-    <w:p>
-      <w:pPr>
-        <w:pStyle w:val="ListParagraph"/>
-        <w:numPr>
-          <w:ilvl w:val="0"/>
-          <w:numId w:val="3"/>
-        </w:numPr>
-        <w:rPr>
-          <w:rFonts w:ascii="Times New Roman" w:hAnsi="Times New Roman" w:cs="Times New Roman"/>
-          <w:sz w:val="28"/>
-          <w:szCs w:val="28"/>
-          <w:lang w:val="en-US"/>
-        </w:rPr>
-      </w:pPr>
-      <w:r>
-        <w:rPr>
-          <w:rFonts w:ascii="Times New Roman" w:hAnsi="Times New Roman" w:cs="Times New Roman"/>
-          <w:sz w:val="28"/>
-          <w:szCs w:val="28"/>
-          <w:lang w:val="en-US"/>
-        </w:rPr>
-        <w:t xml:space="preserve">development of a </w:t>
-      </w:r>
-      <w:r>
-        <w:rPr>
-          <w:rFonts w:ascii="Times New Roman" w:hAnsi="Times New Roman" w:cs="Times New Roman"/>
-          <w:b/>
-          <w:bCs/>
-          <w:sz w:val="28"/>
-          <w:szCs w:val="28"/>
-          <w:lang w:val="en-US"/>
-        </w:rPr>
-        <w:t>multi-task learning approach</w:t>
-      </w:r>
-      <w:r>
-        <w:rPr>
-          <w:rFonts w:ascii="Times New Roman" w:hAnsi="Times New Roman" w:cs="Times New Roman"/>
-          <w:sz w:val="28"/>
-          <w:szCs w:val="28"/>
-          <w:lang w:val="en-US"/>
-        </w:rPr>
-        <w:t xml:space="preserve"> trying to effectively learn not only monocular depth but also </w:t>
-      </w:r>
-      <w:r>
-        <w:rPr>
-          <w:rFonts w:ascii="Times New Roman" w:hAnsi="Times New Roman" w:cs="Times New Roman"/>
-          <w:b/>
-          <w:bCs/>
-          <w:sz w:val="28"/>
-          <w:szCs w:val="28"/>
-          <w:lang w:val="en-US"/>
-        </w:rPr>
-        <w:t>panoptic segmentation</w:t>
-      </w:r>
-      <w:r>
-        <w:rPr>
-          <w:rFonts w:ascii="Times New Roman" w:hAnsi="Times New Roman" w:cs="Times New Roman"/>
-          <w:sz w:val="28"/>
-          <w:szCs w:val="28"/>
-          <w:lang w:val="en-US"/>
-        </w:rPr>
-        <w:t>.</w:t>
-      </w:r>
-    </w:p>
-    <w:p>
-      <w:pPr>
-        <w:pStyle w:val="ListParagraph"/>
-        <w:numPr>
-          <w:ilvl w:val="0"/>
-          <w:numId w:val="3"/>
-        </w:numPr>
-        <w:rPr>
-          <w:rFonts w:ascii="Times New Roman" w:hAnsi="Times New Roman" w:cs="Times New Roman"/>
-          <w:sz w:val="28"/>
-          <w:szCs w:val="28"/>
-          <w:lang w:val="en-US"/>
-        </w:rPr>
-      </w:pPr>
-      <w:r>
-        <w:rPr>
-          <w:rFonts w:ascii="Times New Roman" w:hAnsi="Times New Roman" w:cs="Times New Roman"/>
-          <w:sz w:val="28"/>
-          <w:szCs w:val="28"/>
-          <w:lang w:val="en-US"/>
-        </w:rPr>
-        <w:t xml:space="preserve">modelling of </w:t>
-      </w:r>
-      <w:r>
-        <w:rPr>
-          <w:rFonts w:ascii="Times New Roman" w:hAnsi="Times New Roman" w:cs="Times New Roman"/>
-          <w:b/>
-          <w:bCs/>
-          <w:sz w:val="28"/>
-          <w:szCs w:val="28"/>
-          <w:lang w:val="en-US"/>
-        </w:rPr>
-        <w:t>monocular novel-view synthesis</w:t>
-      </w:r>
-    </w:p>
-    <w:p>
-      <w:pPr>
-        <w:pStyle w:val="ListParagraph"/>
-        <w:numPr>
-          <w:ilvl w:val="0"/>
-          <w:numId w:val="3"/>
-        </w:numPr>
-        <w:rPr>
-          <w:rFonts w:ascii="Times New Roman" w:hAnsi="Times New Roman" w:cs="Times New Roman"/>
-          <w:sz w:val="28"/>
-          <w:szCs w:val="28"/>
-          <w:lang w:val="en-US"/>
-        </w:rPr>
-      </w:pPr>
-      <w:r>
-        <w:rPr>
-          <w:rFonts w:ascii="Times New Roman" w:hAnsi="Times New Roman" w:cs="Times New Roman"/>
-          <w:sz w:val="28"/>
-          <w:szCs w:val="28"/>
-          <w:lang w:val="en-US"/>
-        </w:rPr>
-        <w:t xml:space="preserve">development of a </w:t>
-      </w:r>
-      <w:r>
-        <w:rPr>
-          <w:rFonts w:ascii="Times New Roman" w:hAnsi="Times New Roman" w:cs="Times New Roman"/>
-          <w:b/>
-          <w:bCs/>
-          <w:sz w:val="28"/>
-          <w:szCs w:val="28"/>
-          <w:lang w:val="en-US"/>
-        </w:rPr>
-        <w:t>3D Object Detection model</w:t>
-      </w:r>
-    </w:p>
-    <w:p>
-      <w:pPr>
-        <w:pStyle w:val="ListParagraph"/>
-        <w:numPr>
-          <w:ilvl w:val="0"/>
-          <w:numId w:val="3"/>
-        </w:numPr>
-        <w:rPr>
-          <w:rFonts w:ascii="Times New Roman" w:hAnsi="Times New Roman" w:cs="Times New Roman"/>
-          <w:sz w:val="28"/>
-          <w:szCs w:val="28"/>
-          <w:lang w:val="en-US"/>
-        </w:rPr>
-      </w:pPr>
-      <w:r>
-        <w:rPr>
-          <w:rFonts w:ascii="Times New Roman" w:hAnsi="Times New Roman" w:cs="Times New Roman"/>
-          <w:sz w:val="28"/>
-          <w:szCs w:val="28"/>
-          <w:lang w:val="en-US"/>
-        </w:rPr>
-        <w:t xml:space="preserve">development of </w:t>
-      </w:r>
-      <w:r>
-        <w:rPr>
-          <w:rFonts w:ascii="Times New Roman" w:hAnsi="Times New Roman" w:cs="Times New Roman"/>
-          <w:b/>
-          <w:bCs/>
-          <w:sz w:val="28"/>
-          <w:szCs w:val="28"/>
-          <w:lang w:val="en-US"/>
-        </w:rPr>
-        <w:t>unified segmentation model</w:t>
-      </w:r>
-      <w:r>
-        <w:rPr>
-          <w:rFonts w:ascii="Times New Roman" w:hAnsi="Times New Roman" w:cs="Times New Roman"/>
-          <w:sz w:val="28"/>
-          <w:szCs w:val="28"/>
-          <w:lang w:val="en-US"/>
-        </w:rPr>
-        <w:t xml:space="preserve"> capable of producing semantic, instance and panoptic segmentation using one unified architecture, unified weights and one unified train dataset.</w:t>
-      </w:r>
-    </w:p>
-    <w:p>
-      <w:pPr>
-        <w:pStyle w:val="Heading1"/>
-        <w:rPr>
-          <w:rFonts w:ascii="Times New Roman" w:hAnsi="Times New Roman" w:cs="Times New Roman"/>
-          <w:lang w:val="en-US"/>
-        </w:rPr>
-      </w:pPr>
-      <w:r>
-        <w:rPr>
-          <w:rFonts w:ascii="Times New Roman" w:hAnsi="Times New Roman" w:cs="Times New Roman"/>
-          <w:lang w:val="en-US"/>
-        </w:rPr>
-        <w:t>Achievements</w:t>
-      </w:r>
-    </w:p>
-    <w:p>
-      <w:pPr>
-        <w:pStyle w:val="ListParagraph"/>
-        <w:numPr>
-          <w:ilvl w:val="0"/>
-          <w:numId w:val="3"/>
-        </w:numPr>
-        <w:rPr>
-          <w:rFonts w:ascii="Times New Roman" w:hAnsi="Times New Roman" w:cs="Times New Roman"/>
-          <w:sz w:val="28"/>
-          <w:szCs w:val="28"/>
-          <w:lang w:val="en-US"/>
-        </w:rPr>
-      </w:pPr>
-      <w:r>
-        <w:rPr>
-          <w:rFonts w:ascii="Times New Roman" w:hAnsi="Times New Roman" w:cs="Times New Roman"/>
-          <w:sz w:val="28"/>
-          <w:szCs w:val="28"/>
-          <w:lang w:val="en-US"/>
-        </w:rPr>
-        <w:t>Magistracy thesis on "Modeling of stochastic effects in nonlinear dynamical systems": </w:t>
+        <w:t>Master's thesis on "Modeling of stochastic effects in nonlinear dynamical systems": </w:t>
       </w:r>
       <w:hyperlink r:id="rId6" w:history="1">
         <w:r>
@@ -1176,7 +1150,7 @@
           <w:lang w:val="en-US"/>
         </w:rPr>
         <w:lastRenderedPageBreak/>
-        <w:t>Coursework on the topic “Investigation of bistable systems by methods of stochastic modeling of kinetic circuits”: </w:t>
+        <w:t>Solving the problem of face recognition using MTCNN detector and classifier based on ResNet18 architecture: </w:t>
       </w:r>
       <w:hyperlink r:id="rId7" w:history="1">
         <w:r>
@@ -1187,7 +1161,7 @@
             <w:szCs w:val="28"/>
             <w:lang w:val="en-US"/>
           </w:rPr>
-          <w:t>https://github.com/mkhapisov/Numerical-methods-coursework</w:t>
+          <w:t>https://github.com/mkhapisov/Face-recognition/tree/master</w:t>
         </w:r>
       </w:hyperlink>
     </w:p>
@@ -1268,27 +1242,7 @@
           <w:szCs w:val="28"/>
           <w:lang w:val="en-US"/>
         </w:rPr>
-        <w:t xml:space="preserve">Solving the problem of face recognition using MTCNN detector and </w:t>
-      </w:r>
-      <w:proofErr w:type="spellStart"/>
-      <w:r>
-        <w:rPr>
-          <w:rFonts w:ascii="Times New Roman" w:hAnsi="Times New Roman" w:cs="Times New Roman"/>
-          <w:sz w:val="28"/>
-          <w:szCs w:val="28"/>
-          <w:lang w:val="en-US"/>
-        </w:rPr>
-        <w:t>classificator</w:t>
-      </w:r>
-      <w:proofErr w:type="spellEnd"/>
-      <w:r>
-        <w:rPr>
-          <w:rFonts w:ascii="Times New Roman" w:hAnsi="Times New Roman" w:cs="Times New Roman"/>
-          <w:sz w:val="28"/>
-          <w:szCs w:val="28"/>
-          <w:lang w:val="en-US"/>
-        </w:rPr>
-        <w:t xml:space="preserve"> based on ResNet18 architecture: </w:t>
+        <w:t>Coursework on the topic “Investigation of bistable systems by methods of stochastic modeling of kinetic circuits”: </w:t>
       </w:r>
       <w:hyperlink r:id="rId9" w:history="1">
         <w:r>
@@ -1299,7 +1253,7 @@
             <w:szCs w:val="28"/>
             <w:lang w:val="en-US"/>
           </w:rPr>
-          <w:t>https://github.com/mkhapisov/Face-recognition/tree/master</w:t>
+          <w:t>https://github.com/mkhapisov/Numerical-methods-coursework</w:t>
         </w:r>
       </w:hyperlink>
     </w:p>
@@ -1324,7 +1278,7 @@
           <w:szCs w:val="28"/>
           <w:lang w:val="en-US"/>
         </w:rPr>
-        <w:t>Taking the Deep Learning School course on Computer Vision and NLP</w:t>
+        <w:t>Completed the Deep Learning School course on Computer Vision and NLP</w:t>
       </w:r>
     </w:p>
     <w:p>
@@ -1352,39 +1306,64 @@
           <w:lang w:val="en-US"/>
         </w:rPr>
       </w:pPr>
+      <w:r>
+        <w:rPr>
+          <w:rFonts w:ascii="Times New Roman" w:hAnsi="Times New Roman" w:cs="Times New Roman"/>
+          <w:b/>
+          <w:bCs/>
+          <w:sz w:val="28"/>
+          <w:szCs w:val="28"/>
+          <w:lang w:val="en-US"/>
+        </w:rPr>
+        <w:t>Programming Languages</w:t>
+      </w:r>
+      <w:r>
+        <w:rPr>
+          <w:rFonts w:ascii="Times New Roman" w:hAnsi="Times New Roman" w:cs="Times New Roman"/>
+          <w:sz w:val="28"/>
+          <w:szCs w:val="28"/>
+          <w:lang w:val="en-US"/>
+        </w:rPr>
+        <w:t>: C/C++, Python, SQL</w:t>
+      </w:r>
+      <w:r>
+        <w:rPr>
+          <w:rFonts w:ascii="Times New Roman" w:hAnsi="Times New Roman" w:cs="Times New Roman"/>
+          <w:sz w:val="28"/>
+          <w:szCs w:val="28"/>
+          <w:lang w:val="en-US"/>
+        </w:rPr>
+        <w:br/>
+      </w:r>
+      <w:r>
+        <w:rPr>
+          <w:rFonts w:ascii="Times New Roman" w:hAnsi="Times New Roman" w:cs="Times New Roman"/>
+          <w:b/>
+          <w:bCs/>
+          <w:sz w:val="28"/>
+          <w:szCs w:val="28"/>
+          <w:lang w:val="en-US"/>
+        </w:rPr>
+        <w:t>ML/CV</w:t>
+      </w:r>
+      <w:r>
+        <w:rPr>
+          <w:rFonts w:ascii="Times New Roman" w:hAnsi="Times New Roman" w:cs="Times New Roman"/>
+          <w:sz w:val="28"/>
+          <w:szCs w:val="28"/>
+          <w:lang w:val="en-US"/>
+        </w:rPr>
+        <w:t>: </w:t>
+      </w:r>
       <w:proofErr w:type="spellStart"/>
       <w:r>
         <w:rPr>
           <w:rFonts w:ascii="Times New Roman" w:hAnsi="Times New Roman" w:cs="Times New Roman"/>
-          <w:b/>
-          <w:bCs/>
-          <w:sz w:val="28"/>
-          <w:szCs w:val="28"/>
-          <w:lang w:val="en-US"/>
-        </w:rPr>
-        <w:t>Py</w:t>
-      </w:r>
-      <w:r>
-        <w:rPr>
-          <w:rFonts w:ascii="Times New Roman" w:hAnsi="Times New Roman" w:cs="Times New Roman"/>
-          <w:b/>
-          <w:bCs/>
-          <w:sz w:val="28"/>
-          <w:szCs w:val="28"/>
-          <w:lang w:val="en-US"/>
-        </w:rPr>
-        <w:t>T</w:t>
-      </w:r>
-      <w:r>
-        <w:rPr>
-          <w:rFonts w:ascii="Times New Roman" w:hAnsi="Times New Roman" w:cs="Times New Roman"/>
-          <w:b/>
-          <w:bCs/>
-          <w:sz w:val="28"/>
-          <w:szCs w:val="28"/>
-          <w:lang w:val="en-US"/>
-        </w:rPr>
-        <w:t>orch</w:t>
+          <w:sz w:val="28"/>
+          <w:szCs w:val="28"/>
+          <w:lang w:val="en-US"/>
+        </w:rPr>
+        <w:t>PyTorch</w:t>
       </w:r>
       <w:proofErr w:type="spellEnd"/>
       <w:r>
@@ -1394,39 +1373,81 @@
           <w:szCs w:val="28"/>
           <w:lang w:val="en-US"/>
         </w:rPr>
-        <w:t>: confident user of the framework, 2 years usage experience</w:t>
+        <w:t>, NumPy, OpenCV, depth estimation, segmentation, object detection</w:t>
+      </w:r>
+      <w:r>
+        <w:rPr>
+          <w:rFonts w:ascii="Times New Roman" w:hAnsi="Times New Roman" w:cs="Times New Roman"/>
+          <w:sz w:val="28"/>
+          <w:szCs w:val="28"/>
+          <w:lang w:val="en-US"/>
+        </w:rPr>
+        <w:br/>
+      </w:r>
+      <w:r>
+        <w:rPr>
+          <w:rFonts w:ascii="Times New Roman" w:hAnsi="Times New Roman" w:cs="Times New Roman"/>
+          <w:b/>
+          <w:bCs/>
+          <w:sz w:val="28"/>
+          <w:szCs w:val="28"/>
+          <w:lang w:val="en-US"/>
+        </w:rPr>
+        <w:t>Tools</w:t>
+      </w:r>
+      <w:r>
+        <w:rPr>
+          <w:rFonts w:ascii="Times New Roman" w:hAnsi="Times New Roman" w:cs="Times New Roman"/>
+          <w:sz w:val="28"/>
+          <w:szCs w:val="28"/>
+          <w:lang w:val="en-US"/>
+        </w:rPr>
+        <w:t>: Linux, Git</w:t>
+      </w:r>
+      <w:r>
+        <w:rPr>
+          <w:rFonts w:ascii="Times New Roman" w:hAnsi="Times New Roman" w:cs="Times New Roman"/>
+          <w:sz w:val="28"/>
+          <w:szCs w:val="28"/>
+          <w:lang w:val="en-US"/>
+        </w:rPr>
+        <w:br/>
+      </w:r>
+      <w:r>
+        <w:rPr>
+          <w:rFonts w:ascii="Times New Roman" w:hAnsi="Times New Roman" w:cs="Times New Roman"/>
+          <w:b/>
+          <w:bCs/>
+          <w:sz w:val="28"/>
+          <w:szCs w:val="28"/>
+          <w:lang w:val="en-US"/>
+        </w:rPr>
+        <w:t>Languages</w:t>
+      </w:r>
+      <w:r>
+        <w:rPr>
+          <w:rFonts w:ascii="Times New Roman" w:hAnsi="Times New Roman" w:cs="Times New Roman"/>
+          <w:sz w:val="28"/>
+          <w:szCs w:val="28"/>
+          <w:lang w:val="en-US"/>
+        </w:rPr>
+        <w:t>: Russian native, English B2</w:t>
       </w:r>
     </w:p>
     <w:p>
       <w:pPr>
-        <w:rPr>
-          <w:rFonts w:ascii="Times New Roman" w:hAnsi="Times New Roman" w:cs="Times New Roman"/>
-          <w:sz w:val="28"/>
-          <w:szCs w:val="28"/>
-          <w:lang w:val="en-US"/>
-        </w:rPr>
-      </w:pPr>
-      <w:proofErr w:type="spellStart"/>
-      <w:r>
-        <w:rPr>
-          <w:rFonts w:ascii="Times New Roman" w:hAnsi="Times New Roman" w:cs="Times New Roman"/>
-          <w:b/>
-          <w:bCs/>
-          <w:sz w:val="28"/>
-          <w:szCs w:val="28"/>
-          <w:lang w:val="en-US"/>
-        </w:rPr>
-        <w:t>Numpy</w:t>
-      </w:r>
-      <w:proofErr w:type="spellEnd"/>
-      <w:r>
-        <w:rPr>
-          <w:rFonts w:ascii="Times New Roman" w:hAnsi="Times New Roman" w:cs="Times New Roman"/>
-          <w:sz w:val="28"/>
-          <w:szCs w:val="28"/>
-          <w:lang w:val="en-US"/>
-        </w:rPr>
-        <w:t>: confident user of the framework, 4 years usage experience</w:t>
+        <w:pStyle w:val="Heading1"/>
+        <w:rPr>
+          <w:rFonts w:ascii="Times New Roman" w:hAnsi="Times New Roman" w:cs="Times New Roman"/>
+          <w:lang w:val="en-US"/>
+        </w:rPr>
+      </w:pPr>
+      <w:r>
+        <w:rPr>
+          <w:rFonts w:ascii="Times New Roman" w:hAnsi="Times New Roman" w:cs="Times New Roman"/>
+          <w:lang w:val="en-US"/>
+        </w:rPr>
+        <w:t>About me</w:t>
       </w:r>
     </w:p>
     <w:p>
@@ -1441,267 +1462,11 @@
       <w:r>
         <w:rPr>
           <w:rFonts w:ascii="Times New Roman" w:hAnsi="Times New Roman" w:cs="Times New Roman"/>
-          <w:b/>
-          <w:bCs/>
-          <w:sz w:val="28"/>
-          <w:szCs w:val="28"/>
-          <w:lang w:val="en-US"/>
-        </w:rPr>
-        <w:t>OpenCV</w:t>
-      </w:r>
-      <w:r>
-        <w:rPr>
-          <w:rFonts w:ascii="Times New Roman" w:hAnsi="Times New Roman" w:cs="Times New Roman"/>
-          <w:sz w:val="28"/>
-          <w:szCs w:val="28"/>
-          <w:lang w:val="en-US"/>
-        </w:rPr>
-        <w:t>: confident user of the framework, 2 years usage experience</w:t>
-      </w:r>
-    </w:p>
-    <w:p>
-      <w:pPr>
-        <w:rPr>
-          <w:rFonts w:ascii="Times New Roman" w:hAnsi="Times New Roman" w:cs="Times New Roman"/>
-          <w:sz w:val="28"/>
-          <w:szCs w:val="28"/>
-          <w:lang w:val="en-US"/>
-        </w:rPr>
-      </w:pPr>
-      <w:r>
-        <w:rPr>
-          <w:rFonts w:ascii="Times New Roman" w:hAnsi="Times New Roman" w:cs="Times New Roman"/>
-          <w:b/>
-          <w:bCs/>
-          <w:sz w:val="28"/>
-          <w:szCs w:val="28"/>
-          <w:lang w:val="en-US"/>
-        </w:rPr>
-        <w:t>C/С++</w:t>
-      </w:r>
-      <w:r>
-        <w:rPr>
-          <w:rFonts w:ascii="Times New Roman" w:hAnsi="Times New Roman" w:cs="Times New Roman"/>
-          <w:sz w:val="28"/>
-          <w:szCs w:val="28"/>
-          <w:lang w:val="en-US"/>
-        </w:rPr>
-        <w:t>: very confident user, 6 years usage experience</w:t>
-      </w:r>
-    </w:p>
-    <w:p>
-      <w:pPr>
-        <w:rPr>
-          <w:rFonts w:ascii="Times New Roman" w:hAnsi="Times New Roman" w:cs="Times New Roman"/>
-          <w:sz w:val="28"/>
-          <w:szCs w:val="28"/>
-          <w:lang w:val="en-US"/>
-        </w:rPr>
-      </w:pPr>
-      <w:r>
-        <w:rPr>
-          <w:rFonts w:ascii="Times New Roman" w:hAnsi="Times New Roman" w:cs="Times New Roman"/>
-          <w:b/>
-          <w:bCs/>
-          <w:sz w:val="28"/>
-          <w:szCs w:val="28"/>
-          <w:lang w:val="en-US"/>
-        </w:rPr>
-        <w:t>Linux</w:t>
-      </w:r>
-      <w:r>
-        <w:rPr>
-          <w:rFonts w:ascii="Times New Roman" w:hAnsi="Times New Roman" w:cs="Times New Roman"/>
-          <w:sz w:val="28"/>
-          <w:szCs w:val="28"/>
-          <w:lang w:val="en-US"/>
-        </w:rPr>
-        <w:t>: confident user, 2 years usage experience</w:t>
-      </w:r>
-    </w:p>
-    <w:p>
-      <w:pPr>
-        <w:rPr>
-          <w:rFonts w:ascii="Times New Roman" w:hAnsi="Times New Roman" w:cs="Times New Roman"/>
-          <w:sz w:val="28"/>
-          <w:szCs w:val="28"/>
-          <w:lang w:val="en-US"/>
-        </w:rPr>
-      </w:pPr>
-      <w:r>
-        <w:rPr>
-          <w:rFonts w:ascii="Times New Roman" w:hAnsi="Times New Roman" w:cs="Times New Roman"/>
-          <w:b/>
-          <w:bCs/>
-          <w:sz w:val="28"/>
-          <w:szCs w:val="28"/>
-          <w:lang w:val="en-US"/>
-        </w:rPr>
-        <w:t>Git</w:t>
-      </w:r>
-      <w:r>
-        <w:rPr>
-          <w:rFonts w:ascii="Times New Roman" w:hAnsi="Times New Roman" w:cs="Times New Roman"/>
-          <w:sz w:val="28"/>
-          <w:szCs w:val="28"/>
-          <w:lang w:val="en-US"/>
-        </w:rPr>
-        <w:t>: very confident user, 5 years usage experience</w:t>
-      </w:r>
-    </w:p>
-    <w:p>
-      <w:pPr>
-        <w:rPr>
-          <w:rFonts w:ascii="Times New Roman" w:hAnsi="Times New Roman" w:cs="Times New Roman"/>
-          <w:sz w:val="28"/>
-          <w:szCs w:val="28"/>
-          <w:lang w:val="en-US"/>
-        </w:rPr>
-      </w:pPr>
-      <w:r>
-        <w:rPr>
-          <w:rFonts w:ascii="Times New Roman" w:hAnsi="Times New Roman" w:cs="Times New Roman"/>
-          <w:b/>
-          <w:bCs/>
-          <w:sz w:val="28"/>
-          <w:szCs w:val="28"/>
-          <w:lang w:val="en-US"/>
-        </w:rPr>
-        <w:t>SQL</w:t>
-      </w:r>
-      <w:r>
-        <w:rPr>
-          <w:rFonts w:ascii="Times New Roman" w:hAnsi="Times New Roman" w:cs="Times New Roman"/>
-          <w:sz w:val="28"/>
-          <w:szCs w:val="28"/>
-          <w:lang w:val="en-US"/>
-        </w:rPr>
-        <w:t>: 4 years usage experience</w:t>
-      </w:r>
-    </w:p>
-    <w:p>
-      <w:pPr>
-        <w:rPr>
-          <w:rFonts w:ascii="Times New Roman" w:hAnsi="Times New Roman" w:cs="Times New Roman"/>
-          <w:sz w:val="28"/>
-          <w:szCs w:val="28"/>
-          <w:lang w:val="en-US"/>
-        </w:rPr>
-      </w:pPr>
-      <w:r>
-        <w:rPr>
-          <w:rFonts w:ascii="Times New Roman" w:hAnsi="Times New Roman" w:cs="Times New Roman"/>
-          <w:b/>
-          <w:bCs/>
-          <w:sz w:val="28"/>
-          <w:szCs w:val="28"/>
-          <w:lang w:val="en-US"/>
-        </w:rPr>
-        <w:t>Soft skills</w:t>
-      </w:r>
-      <w:r>
-        <w:rPr>
-          <w:rFonts w:ascii="Times New Roman" w:hAnsi="Times New Roman" w:cs="Times New Roman"/>
-          <w:sz w:val="28"/>
-          <w:szCs w:val="28"/>
-          <w:lang w:val="en-US"/>
-        </w:rPr>
-        <w:t>: analytical mindset, good at teamwork</w:t>
-      </w:r>
-    </w:p>
-    <w:p>
-      <w:pPr>
-        <w:rPr>
-          <w:rFonts w:ascii="Times New Roman" w:hAnsi="Times New Roman" w:cs="Times New Roman"/>
-          <w:sz w:val="28"/>
-          <w:szCs w:val="28"/>
-          <w:lang w:val="en-US"/>
-        </w:rPr>
-      </w:pPr>
-      <w:r>
-        <w:rPr>
-          <w:rFonts w:ascii="Times New Roman" w:hAnsi="Times New Roman" w:cs="Times New Roman"/>
-          <w:b/>
-          <w:bCs/>
-          <w:sz w:val="28"/>
-          <w:szCs w:val="28"/>
-          <w:lang w:val="en-US"/>
-        </w:rPr>
-        <w:t>English</w:t>
-      </w:r>
-      <w:r>
-        <w:rPr>
-          <w:rFonts w:ascii="Times New Roman" w:hAnsi="Times New Roman" w:cs="Times New Roman"/>
-          <w:sz w:val="28"/>
-          <w:szCs w:val="28"/>
-          <w:lang w:val="en-US"/>
-        </w:rPr>
-        <w:t>: B2</w:t>
-      </w:r>
-    </w:p>
-    <w:p>
-      <w:pPr>
-        <w:rPr>
-          <w:rFonts w:ascii="Times New Roman" w:hAnsi="Times New Roman" w:cs="Times New Roman"/>
-          <w:sz w:val="28"/>
-          <w:szCs w:val="28"/>
-          <w:lang w:val="en-US"/>
-        </w:rPr>
-      </w:pPr>
-      <w:r>
-        <w:rPr>
-          <w:rFonts w:ascii="Times New Roman" w:hAnsi="Times New Roman" w:cs="Times New Roman"/>
-          <w:b/>
-          <w:bCs/>
-          <w:sz w:val="28"/>
-          <w:szCs w:val="28"/>
-          <w:lang w:val="en-US"/>
-        </w:rPr>
-        <w:t>Russian</w:t>
-      </w:r>
-      <w:r>
-        <w:rPr>
-          <w:rFonts w:ascii="Times New Roman" w:hAnsi="Times New Roman" w:cs="Times New Roman"/>
-          <w:sz w:val="28"/>
-          <w:szCs w:val="28"/>
-          <w:lang w:val="en-US"/>
-        </w:rPr>
-        <w:t>: Native speaker</w:t>
-      </w:r>
-    </w:p>
-    <w:p>
-      <w:pPr>
-        <w:pStyle w:val="Heading1"/>
-        <w:rPr>
-          <w:rFonts w:ascii="Times New Roman" w:hAnsi="Times New Roman" w:cs="Times New Roman"/>
-          <w:lang w:val="en-US"/>
-        </w:rPr>
-      </w:pPr>
-      <w:r>
-        <w:rPr>
-          <w:rFonts w:ascii="Times New Roman" w:hAnsi="Times New Roman" w:cs="Times New Roman"/>
-          <w:lang w:val="en-US"/>
-        </w:rPr>
-        <w:t>About me</w:t>
-      </w:r>
-    </w:p>
-    <w:p>
-      <w:pPr>
-        <w:rPr>
-          <w:rFonts w:ascii="Times New Roman" w:hAnsi="Times New Roman" w:cs="Times New Roman"/>
-          <w:sz w:val="28"/>
-          <w:szCs w:val="28"/>
-          <w:lang w:val="en-US"/>
-        </w:rPr>
-      </w:pPr>
-      <w:r>
-        <w:rPr>
-          <w:rFonts w:ascii="Times New Roman" w:hAnsi="Times New Roman" w:cs="Times New Roman"/>
-          <w:sz w:val="28"/>
-          <w:szCs w:val="28"/>
-          <w:lang w:val="en-US"/>
-        </w:rPr>
-        <w:t>I'm 23 years old, graduated from Bauman Moscow State Technical University with magistracy degree and have 1.5 years of experience in Samsung AI Center. I'm interested in developing AI solutions and want to further improve my current skills, learn something new about AI application fields and computer vision particularly. Ready for moving. Don't need in relocation services, I'm willing to relocate on my own.</w:t>
+          <w:sz w:val="28"/>
+          <w:szCs w:val="28"/>
+          <w:lang w:val="en-US"/>
+        </w:rPr>
+        <w:t>I'm 23 years old, graduated from Bauman Moscow State Technical University with master's degree and have 1.5 years of experience in Samsung AI Center. I'm interested in developing AI solutions and production-oriented computer vision systems, want to further improve my current skills. Open to relocation and don't require relocation assistance.</w:t>
       </w:r>
     </w:p>
     <w:p>
@@ -1727,6 +1492,155 @@
 <file path=word/numbering.xml><?xml version="1.0" encoding="utf-8"?>
 <w:numbering xmlns:wpc="http://schemas.microsoft.com/office/word/2010/wordprocessingCanvas" xmlns:cx="http://schemas.microsoft.com/office/drawing/2014/chartex" xmlns:cx1="http://schemas.microsoft.com/office/drawing/2015/9/8/chartex" xmlns:cx2="http://schemas.microsoft.com/office/drawing/2015/10/21/chartex" xmlns:cx3="http://schemas.microsoft.com/office/drawing/2016/5/9/chartex" xmlns:cx4="http://schemas.microsoft.com/office/drawing/2016/5/10/chartex" xmlns:cx5="http://schemas.microsoft.com/office/drawing/2016/5/11/chartex" xmlns:cx6="http://schemas.microsoft.com/office/drawing/2016/5/12/chartex" xmlns:cx7="http://schemas.microsoft.com/office/drawing/2016/5/13/chartex" xmlns:cx8="http://schemas.microsoft.com/office/drawing/2016/5/14/chartex" xmlns:mc="http://schemas.openxmlformats.org/markup-compatibility/2006" xmlns:aink="http://schemas.microsoft.com/office/drawing/2016/ink" xmlns:am3d="http://schemas.microsoft.com/office/drawing/2017/model3d" xmlns:o="urn:schemas-microsoft-com:office:office" xmlns:r="http://schemas.openxmlformats.org/officeDocument/2006/relationships" xmlns:m="http://schemas.openxmlformats.org/officeDocument/2006/math" xmlns:v="urn:schemas-microsoft-com:vml" xmlns:wp14="http://schemas.microsoft.com/office/word/2010/wordprocessingDrawing" xmlns:wp="http://schemas.openxmlformats.org/drawingml/2006/wordprocessingDrawing" xmlns:w10="urn:schemas-microsoft-com:office:word" xmlns:w="http://schemas.openxmlformats.org/wordprocessingml/2006/main" xmlns:w14="http://schemas.microsoft.com/office/word/2010/wordml" xmlns:w15="http://schemas.microsoft.com/office/word/2012/wordml" xmlns:w16cex="http://schemas.microsoft.com/office/word/2018/wordml/cex" xmlns:w16cid="http://schemas.microsoft.com/office/word/2016/wordml/cid" xmlns:w16="http://schemas.microsoft.com/office/word/2018/wordml" xmlns:w16sdtdh="http://schemas.microsoft.com/office/word/2020/wordml/sdtdatahash" xmlns:w16se="http://schemas.microsoft.com/office/word/2015/wordml/symex" xmlns:wpg="http://schemas.microsoft.com/office/word/2010/wordprocessingGroup" xmlns:wpi="http://schemas.microsoft.com/office/word/2010/wordprocessingInk" xmlns:wne="http://schemas.microsoft.com/office/word/2006/wordml" xmlns:wps="http://schemas.microsoft.com/office/word/2010/wordprocessingShape" mc:Ignorable="w14 w15 w16se w16cid w16 w16cex w16sdtdh wp14">
   <w:abstractNum w:abstractNumId="0" w15:restartNumberingAfterBreak="0">
+    <w:nsid w:val="24B61F66"/>
+    <w:multiLevelType w:val="multilevel"/>
+    <w:tmpl w:val="68108434"/>
+    <w:lvl w:ilvl="0">
+      <w:start w:val="1"/>
+      <w:numFmt w:val="bullet"/>
+      <w:lvlText w:val=""/>
+      <w:lvlJc w:val="left"/>
+      <w:pPr>
+        <w:tabs>
+          <w:tab w:val="num" w:pos="720"/>
+        </w:tabs>
+        <w:ind w:left="720" w:hanging="360"/>
+      </w:pPr>
+      <w:rPr>
+        <w:rFonts w:ascii="Symbol" w:hAnsi="Symbol" w:hint="default"/>
+        <w:sz w:val="20"/>
+      </w:rPr>
+    </w:lvl>
+    <w:lvl w:ilvl="1" w:tentative="1">
+      <w:start w:val="1"/>
+      <w:numFmt w:val="bullet"/>
+      <w:lvlText w:val="o"/>
+      <w:lvlJc w:val="left"/>
+      <w:pPr>
+        <w:tabs>
+          <w:tab w:val="num" w:pos="1440"/>
+        </w:tabs>
+        <w:ind w:left="1440" w:hanging="360"/>
+      </w:pPr>
+      <w:rPr>
+        <w:rFonts w:ascii="Courier New" w:hAnsi="Courier New" w:hint="default"/>
+        <w:sz w:val="20"/>
+      </w:rPr>
+    </w:lvl>
+    <w:lvl w:ilvl="2" w:tentative="1">
+      <w:start w:val="1"/>
+      <w:numFmt w:val="bullet"/>
+      <w:lvlText w:val=""/>
+      <w:lvlJc w:val="left"/>
+      <w:pPr>
+        <w:tabs>
+          <w:tab w:val="num" w:pos="2160"/>
+        </w:tabs>
+        <w:ind w:left="2160" w:hanging="360"/>
+      </w:pPr>
+      <w:rPr>
+        <w:rFonts w:ascii="Wingdings" w:hAnsi="Wingdings" w:hint="default"/>
+        <w:sz w:val="20"/>
+      </w:rPr>
+    </w:lvl>
+    <w:lvl w:ilvl="3" w:tentative="1">
+      <w:start w:val="1"/>
+      <w:numFmt w:val="bullet"/>
+      <w:lvlText w:val=""/>
+      <w:lvlJc w:val="left"/>
+      <w:pPr>
+        <w:tabs>
+          <w:tab w:val="num" w:pos="2880"/>
+        </w:tabs>
+        <w:ind w:left="2880" w:hanging="360"/>
+      </w:pPr>
+      <w:rPr>
+        <w:rFonts w:ascii="Wingdings" w:hAnsi="Wingdings" w:hint="default"/>
+        <w:sz w:val="20"/>
+      </w:rPr>
+    </w:lvl>
+    <w:lvl w:ilvl="4" w:tentative="1">
+      <w:start w:val="1"/>
+      <w:numFmt w:val="bullet"/>
+      <w:lvlText w:val=""/>
+      <w:lvlJc w:val="left"/>
+      <w:pPr>
+        <w:tabs>
+          <w:tab w:val="num" w:pos="3600"/>
+        </w:tabs>
+        <w:ind w:left="3600" w:hanging="360"/>
+      </w:pPr>
+      <w:rPr>
+        <w:rFonts w:ascii="Wingdings" w:hAnsi="Wingdings" w:hint="default"/>
+        <w:sz w:val="20"/>
+      </w:rPr>
+    </w:lvl>
+    <w:lvl w:ilvl="5" w:tentative="1">
+      <w:start w:val="1"/>
+      <w:numFmt w:val="bullet"/>
+      <w:lvlText w:val=""/>
+      <w:lvlJc w:val="left"/>
+      <w:pPr>
+        <w:tabs>
+          <w:tab w:val="num" w:pos="4320"/>
+        </w:tabs>
+        <w:ind w:left="4320" w:hanging="360"/>
+      </w:pPr>
+      <w:rPr>
+        <w:rFonts w:ascii="Wingdings" w:hAnsi="Wingdings" w:hint="default"/>
+        <w:sz w:val="20"/>
+      </w:rPr>
+    </w:lvl>
+    <w:lvl w:ilvl="6" w:tentative="1">
+      <w:start w:val="1"/>
+      <w:numFmt w:val="bullet"/>
+      <w:lvlText w:val=""/>
+      <w:lvlJc w:val="left"/>
+      <w:pPr>
+        <w:tabs>
+          <w:tab w:val="num" w:pos="5040"/>
+        </w:tabs>
+        <w:ind w:left="5040" w:hanging="360"/>
+      </w:pPr>
+      <w:rPr>
+        <w:rFonts w:ascii="Wingdings" w:hAnsi="Wingdings" w:hint="default"/>
+        <w:sz w:val="20"/>
+      </w:rPr>
+    </w:lvl>
+    <w:lvl w:ilvl="7" w:tentative="1">
+      <w:start w:val="1"/>
+      <w:numFmt w:val="bullet"/>
+      <w:lvlText w:val=""/>
+      <w:lvlJc w:val="left"/>
+      <w:pPr>
+        <w:tabs>
+          <w:tab w:val="num" w:pos="5760"/>
+        </w:tabs>
+        <w:ind w:left="5760" w:hanging="360"/>
+      </w:pPr>
+      <w:rPr>
+        <w:rFonts w:ascii="Wingdings" w:hAnsi="Wingdings" w:hint="default"/>
+        <w:sz w:val="20"/>
+      </w:rPr>
+    </w:lvl>
+    <w:lvl w:ilvl="8" w:tentative="1">
+      <w:start w:val="1"/>
+      <w:numFmt w:val="bullet"/>
+      <w:lvlText w:val=""/>
+      <w:lvlJc w:val="left"/>
+      <w:pPr>
+        <w:tabs>
+          <w:tab w:val="num" w:pos="6480"/>
+        </w:tabs>
+        <w:ind w:left="6480" w:hanging="360"/>
+      </w:pPr>
+      <w:rPr>
+        <w:rFonts w:ascii="Wingdings" w:hAnsi="Wingdings" w:hint="default"/>
+        <w:sz w:val="20"/>
+      </w:rPr>
+    </w:lvl>
+  </w:abstractNum>
+  <w:abstractNum w:abstractNumId="1" w15:restartNumberingAfterBreak="0">
     <w:nsid w:val="289C2305"/>
     <w:multiLevelType w:val="hybridMultilevel"/>
     <w:tmpl w:val="62D61606"/>
@@ -1839,7 +1753,7 @@
       </w:rPr>
     </w:lvl>
   </w:abstractNum>
-  <w:abstractNum w:abstractNumId="1" w15:restartNumberingAfterBreak="0">
+  <w:abstractNum w:abstractNumId="2" w15:restartNumberingAfterBreak="0">
     <w:nsid w:val="3C96796A"/>
     <w:multiLevelType w:val="multilevel"/>
     <w:tmpl w:val="656E9662"/>
@@ -1988,7 +1902,7 @@
       </w:rPr>
     </w:lvl>
   </w:abstractNum>
-  <w:abstractNum w:abstractNumId="2" w15:restartNumberingAfterBreak="0">
+  <w:abstractNum w:abstractNumId="3" w15:restartNumberingAfterBreak="0">
     <w:nsid w:val="454E0A4C"/>
     <w:multiLevelType w:val="multilevel"/>
     <w:tmpl w:val="749AA49C"/>
@@ -2137,7 +2051,7 @@
       </w:rPr>
     </w:lvl>
   </w:abstractNum>
-  <w:abstractNum w:abstractNumId="3" w15:restartNumberingAfterBreak="0">
+  <w:abstractNum w:abstractNumId="4" w15:restartNumberingAfterBreak="0">
     <w:nsid w:val="4F3C74DE"/>
     <w:multiLevelType w:val="multilevel"/>
     <w:tmpl w:val="82601986"/>
@@ -2286,7 +2200,119 @@
       </w:rPr>
     </w:lvl>
   </w:abstractNum>
-  <w:abstractNum w:abstractNumId="4" w15:restartNumberingAfterBreak="0">
+  <w:abstractNum w:abstractNumId="5" w15:restartNumberingAfterBreak="0">
+    <w:nsid w:val="56E2636F"/>
+    <w:multiLevelType w:val="hybridMultilevel"/>
+    <w:tmpl w:val="422C0F0C"/>
+    <w:lvl w:ilvl="0" w:tplc="CE7E52A6">
+      <w:numFmt w:val="bullet"/>
+      <w:lvlText w:val="-"/>
+      <w:lvlJc w:val="left"/>
+      <w:pPr>
+        <w:ind w:left="720" w:hanging="360"/>
+      </w:pPr>
+      <w:rPr>
+        <w:rFonts w:ascii="Times New Roman" w:eastAsiaTheme="minorHAnsi" w:hAnsi="Times New Roman" w:cs="Times New Roman" w:hint="default"/>
+      </w:rPr>
+    </w:lvl>
+    <w:lvl w:ilvl="1" w:tplc="04090003" w:tentative="1">
+      <w:start w:val="1"/>
+      <w:numFmt w:val="bullet"/>
+      <w:lvlText w:val="o"/>
+      <w:lvlJc w:val="left"/>
+      <w:pPr>
+        <w:ind w:left="1440" w:hanging="360"/>
+      </w:pPr>
+      <w:rPr>
+        <w:rFonts w:ascii="Courier New" w:hAnsi="Courier New" w:cs="Courier New" w:hint="default"/>
+      </w:rPr>
+    </w:lvl>
+    <w:lvl w:ilvl="2" w:tplc="04090005" w:tentative="1">
+      <w:start w:val="1"/>
+      <w:numFmt w:val="bullet"/>
+      <w:lvlText w:val=""/>
+      <w:lvlJc w:val="left"/>
+      <w:pPr>
+        <w:ind w:left="2160" w:hanging="360"/>
+      </w:pPr>
+      <w:rPr>
+        <w:rFonts w:ascii="Wingdings" w:hAnsi="Wingdings" w:hint="default"/>
+      </w:rPr>
+    </w:lvl>
+    <w:lvl w:ilvl="3" w:tplc="04090001" w:tentative="1">
+      <w:start w:val="1"/>
+      <w:numFmt w:val="bullet"/>
+      <w:lvlText w:val=""/>
+      <w:lvlJc w:val="left"/>
+      <w:pPr>
+        <w:ind w:left="2880" w:hanging="360"/>
+      </w:pPr>
+      <w:rPr>
+        <w:rFonts w:ascii="Symbol" w:hAnsi="Symbol" w:hint="default"/>
+      </w:rPr>
+    </w:lvl>
+    <w:lvl w:ilvl="4" w:tplc="04090003" w:tentative="1">
+      <w:start w:val="1"/>
+      <w:numFmt w:val="bullet"/>
+      <w:lvlText w:val="o"/>
+      <w:lvlJc w:val="left"/>
+      <w:pPr>
+        <w:ind w:left="3600" w:hanging="360"/>
+      </w:pPr>
+      <w:rPr>
+        <w:rFonts w:ascii="Courier New" w:hAnsi="Courier New" w:cs="Courier New" w:hint="default"/>
+      </w:rPr>
+    </w:lvl>
+    <w:lvl w:ilvl="5" w:tplc="04090005" w:tentative="1">
+      <w:start w:val="1"/>
+      <w:numFmt w:val="bullet"/>
+      <w:lvlText w:val=""/>
+      <w:lvlJc w:val="left"/>
+      <w:pPr>
+        <w:ind w:left="4320" w:hanging="360"/>
+      </w:pPr>
+      <w:rPr>
+        <w:rFonts w:ascii="Wingdings" w:hAnsi="Wingdings" w:hint="default"/>
+      </w:rPr>
+    </w:lvl>
+    <w:lvl w:ilvl="6" w:tplc="04090001" w:tentative="1">
+      <w:start w:val="1"/>
+      <w:numFmt w:val="bullet"/>
+      <w:lvlText w:val=""/>
+      <w:lvlJc w:val="left"/>
+      <w:pPr>
+        <w:ind w:left="5040" w:hanging="360"/>
+      </w:pPr>
+      <w:rPr>
+        <w:rFonts w:ascii="Symbol" w:hAnsi="Symbol" w:hint="default"/>
+      </w:rPr>
+    </w:lvl>
+    <w:lvl w:ilvl="7" w:tplc="04090003" w:tentative="1">
+      <w:start w:val="1"/>
+      <w:numFmt w:val="bullet"/>
+      <w:lvlText w:val="o"/>
+      <w:lvlJc w:val="left"/>
+      <w:pPr>
+        <w:ind w:left="5760" w:hanging="360"/>
+      </w:pPr>
+      <w:rPr>
+        <w:rFonts w:ascii="Courier New" w:hAnsi="Courier New" w:cs="Courier New" w:hint="default"/>
+      </w:rPr>
+    </w:lvl>
+    <w:lvl w:ilvl="8" w:tplc="04090005" w:tentative="1">
+      <w:start w:val="1"/>
+      <w:numFmt w:val="bullet"/>
+      <w:lvlText w:val=""/>
+      <w:lvlJc w:val="left"/>
+      <w:pPr>
+        <w:ind w:left="6480" w:hanging="360"/>
+      </w:pPr>
+      <w:rPr>
+        <w:rFonts w:ascii="Wingdings" w:hAnsi="Wingdings" w:hint="default"/>
+      </w:rPr>
+    </w:lvl>
+  </w:abstractNum>
+  <w:abstractNum w:abstractNumId="6" w15:restartNumberingAfterBreak="0">
     <w:nsid w:val="6EE46110"/>
     <w:multiLevelType w:val="multilevel"/>
     <w:tmpl w:val="00D2FAB6"/>
@@ -2435,20 +2461,178 @@
       </w:rPr>
     </w:lvl>
   </w:abstractNum>
+  <w:abstractNum w:abstractNumId="7" w15:restartNumberingAfterBreak="0">
+    <w:nsid w:val="6FC77CBC"/>
+    <w:multiLevelType w:val="multilevel"/>
+    <w:tmpl w:val="2F425F36"/>
+    <w:lvl w:ilvl="0">
+      <w:start w:val="1"/>
+      <w:numFmt w:val="bullet"/>
+      <w:lvlText w:val=""/>
+      <w:lvlJc w:val="left"/>
+      <w:pPr>
+        <w:tabs>
+          <w:tab w:val="num" w:pos="720"/>
+        </w:tabs>
+        <w:ind w:left="720" w:hanging="360"/>
+      </w:pPr>
+      <w:rPr>
+        <w:rFonts w:ascii="Symbol" w:hAnsi="Symbol" w:hint="default"/>
+        <w:sz w:val="20"/>
+      </w:rPr>
+    </w:lvl>
+    <w:lvl w:ilvl="1" w:tentative="1">
+      <w:start w:val="1"/>
+      <w:numFmt w:val="bullet"/>
+      <w:lvlText w:val="o"/>
+      <w:lvlJc w:val="left"/>
+      <w:pPr>
+        <w:tabs>
+          <w:tab w:val="num" w:pos="1440"/>
+        </w:tabs>
+        <w:ind w:left="1440" w:hanging="360"/>
+      </w:pPr>
+      <w:rPr>
+        <w:rFonts w:ascii="Courier New" w:hAnsi="Courier New" w:hint="default"/>
+        <w:sz w:val="20"/>
+      </w:rPr>
+    </w:lvl>
+    <w:lvl w:ilvl="2" w:tentative="1">
+      <w:start w:val="1"/>
+      <w:numFmt w:val="bullet"/>
+      <w:lvlText w:val=""/>
+      <w:lvlJc w:val="left"/>
+      <w:pPr>
+        <w:tabs>
+          <w:tab w:val="num" w:pos="2160"/>
+        </w:tabs>
+        <w:ind w:left="2160" w:hanging="360"/>
+      </w:pPr>
+      <w:rPr>
+        <w:rFonts w:ascii="Wingdings" w:hAnsi="Wingdings" w:hint="default"/>
+        <w:sz w:val="20"/>
+      </w:rPr>
+    </w:lvl>
+    <w:lvl w:ilvl="3" w:tentative="1">
+      <w:start w:val="1"/>
+      <w:numFmt w:val="bullet"/>
+      <w:lvlText w:val=""/>
+      <w:lvlJc w:val="left"/>
+      <w:pPr>
+        <w:tabs>
+          <w:tab w:val="num" w:pos="2880"/>
+        </w:tabs>
+        <w:ind w:left="2880" w:hanging="360"/>
+      </w:pPr>
+      <w:rPr>
+        <w:rFonts w:ascii="Wingdings" w:hAnsi="Wingdings" w:hint="default"/>
+        <w:sz w:val="20"/>
+      </w:rPr>
+    </w:lvl>
+    <w:lvl w:ilvl="4" w:tentative="1">
+      <w:start w:val="1"/>
+      <w:numFmt w:val="bullet"/>
+      <w:lvlText w:val=""/>
+      <w:lvlJc w:val="left"/>
+      <w:pPr>
+        <w:tabs>
+          <w:tab w:val="num" w:pos="3600"/>
+        </w:tabs>
+        <w:ind w:left="3600" w:hanging="360"/>
+      </w:pPr>
+      <w:rPr>
+        <w:rFonts w:ascii="Wingdings" w:hAnsi="Wingdings" w:hint="default"/>
+        <w:sz w:val="20"/>
+      </w:rPr>
+    </w:lvl>
+    <w:lvl w:ilvl="5" w:tentative="1">
+      <w:start w:val="1"/>
+      <w:numFmt w:val="bullet"/>
+      <w:lvlText w:val=""/>
+      <w:lvlJc w:val="left"/>
+      <w:pPr>
+        <w:tabs>
+          <w:tab w:val="num" w:pos="4320"/>
+        </w:tabs>
+        <w:ind w:left="4320" w:hanging="360"/>
+      </w:pPr>
+      <w:rPr>
+        <w:rFonts w:ascii="Wingdings" w:hAnsi="Wingdings" w:hint="default"/>
+        <w:sz w:val="20"/>
+      </w:rPr>
+    </w:lvl>
+    <w:lvl w:ilvl="6" w:tentative="1">
+      <w:start w:val="1"/>
+      <w:numFmt w:val="bullet"/>
+      <w:lvlText w:val=""/>
+      <w:lvlJc w:val="left"/>
+      <w:pPr>
+        <w:tabs>
+          <w:tab w:val="num" w:pos="5040"/>
+        </w:tabs>
+        <w:ind w:left="5040" w:hanging="360"/>
+      </w:pPr>
+      <w:rPr>
+        <w:rFonts w:ascii="Wingdings" w:hAnsi="Wingdings" w:hint="default"/>
+        <w:sz w:val="20"/>
+      </w:rPr>
+    </w:lvl>
+    <w:lvl w:ilvl="7" w:tentative="1">
+      <w:start w:val="1"/>
+      <w:numFmt w:val="bullet"/>
+      <w:lvlText w:val=""/>
+      <w:lvlJc w:val="left"/>
+      <w:pPr>
+        <w:tabs>
+          <w:tab w:val="num" w:pos="5760"/>
+        </w:tabs>
+        <w:ind w:left="5760" w:hanging="360"/>
+      </w:pPr>
+      <w:rPr>
+        <w:rFonts w:ascii="Wingdings" w:hAnsi="Wingdings" w:hint="default"/>
+        <w:sz w:val="20"/>
+      </w:rPr>
+    </w:lvl>
+    <w:lvl w:ilvl="8" w:tentative="1">
+      <w:start w:val="1"/>
+      <w:numFmt w:val="bullet"/>
+      <w:lvlText w:val=""/>
+      <w:lvlJc w:val="left"/>
+      <w:pPr>
+        <w:tabs>
+          <w:tab w:val="num" w:pos="6480"/>
+        </w:tabs>
+        <w:ind w:left="6480" w:hanging="360"/>
+      </w:pPr>
+      <w:rPr>
+        <w:rFonts w:ascii="Wingdings" w:hAnsi="Wingdings" w:hint="default"/>
+        <w:sz w:val="20"/>
+      </w:rPr>
+    </w:lvl>
+  </w:abstractNum>
   <w:num w:numId="1">
+    <w:abstractNumId w:val="3"/>
+  </w:num>
+  <w:num w:numId="2">
+    <w:abstractNumId w:val="6"/>
+  </w:num>
+  <w:num w:numId="3">
+    <w:abstractNumId w:val="1"/>
+  </w:num>
+  <w:num w:numId="4">
     <w:abstractNumId w:val="2"/>
   </w:num>
-  <w:num w:numId="2">
+  <w:num w:numId="5">
     <w:abstractNumId w:val="4"/>
   </w:num>
-  <w:num w:numId="3">
+  <w:num w:numId="6">
     <w:abstractNumId w:val="0"/>
   </w:num>
-  <w:num w:numId="4">
-    <w:abstractNumId w:val="1"/>
+  <w:num w:numId="7">
+    <w:abstractNumId w:val="7"/>
   </w:num>
-  <w:num w:numId="5">
-    <w:abstractNumId w:val="3"/>
+  <w:num w:numId="8">
+    <w:abstractNumId w:val="5"/>
   </w:num>
 </w:numbering>
 </file>
@@ -3034,6 +3218,17 @@
       <w:lang w:val="en-US"/>
     </w:rPr>
   </w:style>
+  <w:style w:type="character" w:styleId="Strong">
+    <w:name w:val="Strong"/>
+    <w:basedOn w:val="DefaultParagraphFont"/>
+    <w:uiPriority w:val="22"/>
+    <w:qFormat/>
+    <w:rsid w:val="00A073F5"/>
+    <w:rPr>
+      <w:b/>
+      <w:bCs/>
+    </w:rPr>
+  </w:style>
 </w:styles>
 </file>
 
